--- a/policies/build/masters_hco/HCO.MOM.10_v2_master.docx
+++ b/policies/build/masters_hco/HCO.MOM.10_v2_master.docx
@@ -773,7 +773,7 @@
           <w:sz w:val="22"/>
           <w:szCs w:val="22"/>
         </w:rPr>
-        <w:t xml:space="preserve">Boundaries: do not copy SHCO MOM wording. Do not overwrite HCO AAC or COP policies. Spell out abbreviations on first use in training materials. Guidebook Interpretation paragraphs were not available for MOM in this drafting environment — methods follow official OE text and chapter intent.</w:t>
+        <w:t xml:space="preserve">Boundaries: do not copy SHCO MOM wording. Do not overwrite HCO AAC or COP policies. Spell out abbreviations on first use in training materials. OE counts/levels/asterisks stay with the official portal Standards PDF. Method notes come from the Guidebook Interpretation paragraphs (scanned PDF md5 2c4489ee98de4ae9b49cba168ea9f42a).</w:t>
       </w:r>
     </w:p>
     <w:p>
@@ -934,6 +934,18 @@
     </w:p>
     <w:p>
       <w:pPr>
+        <w:spacing w:after="140"/>
+      </w:pPr>
+      <w:r>
+        <w:rPr>
+          <w:sz w:val="22"/>
+          <w:szCs w:val="22"/>
+        </w:rPr>
+        <w:t xml:space="preserve">Method note (from guidebook interpretation): The organisation shall ensure that relevant and sufficient scientific data are available before selection. It shall also look for any international (for example US-FDA) or national notification or applicable regulations (Central Drugs Standard Control Organisation notification based on the Drugs and Cosmetics Act) for approval of the particular product. The multidisciplinary committee shall be responsible for approving the use of a particular implant.</w:t>
+      </w:r>
+    </w:p>
+    <w:p>
+      <w:pPr>
         <w:pStyle w:val="Heading2"/>
         <w:spacing w:after="100" w:before="220"/>
       </w:pPr>
@@ -974,6 +986,18 @@
           <w:sz w:val="22"/>
           <w:szCs w:val="22"/>
         </w:rPr>
+        <w:t xml:space="preserve">Method note (from guidebook interpretation): The organisation shall have written guidance to direct procurement, storage/stocking, issuing and usage of implantable prosthesis and medical devices. Infection prevention and control requirement related to use of prosthesis and medical devices is implemented. This shall address statutory regulations/guidelines and manufacturer’s recommendation(s)</w:t>
+      </w:r>
+    </w:p>
+    <w:p>
+      <w:pPr>
+        <w:spacing w:after="140"/>
+      </w:pPr>
+      <w:r>
+        <w:rPr>
+          <w:sz w:val="22"/>
+          <w:szCs w:val="22"/>
+        </w:rPr>
         <w:t xml:space="preserve">This objective element is asterisked in the official Standards PDF — documentation of the process is required.</w:t>
       </w:r>
     </w:p>
@@ -1012,6 +1036,18 @@
     </w:p>
     <w:p>
       <w:pPr>
+        <w:spacing w:after="140"/>
+      </w:pPr>
+      <w:r>
+        <w:rPr>
+          <w:sz w:val="22"/>
+          <w:szCs w:val="22"/>
+        </w:rPr>
+        <w:t xml:space="preserve">Method note (from guidebook interpretation): Precautions could include non-usage of specific drugs and reporting to the hospital if a particular symptom occurs. The organisation shall document the details of counselling provided to the patient/ his or her family in informed consent.</w:t>
+      </w:r>
+    </w:p>
+    <w:p>
+      <w:pPr>
         <w:pStyle w:val="Heading2"/>
         <w:spacing w:after="100" w:before="220"/>
       </w:pPr>
@@ -1045,6 +1081,18 @@
     </w:p>
     <w:p>
       <w:pPr>
+        <w:spacing w:after="140"/>
+      </w:pPr>
+      <w:r>
+        <w:rPr>
+          <w:sz w:val="22"/>
+          <w:szCs w:val="22"/>
+        </w:rPr>
+        <w:t xml:space="preserve">Method note (from guidebook interpretation): \n case where implantable prosthesis do not have pre-labelled stickers, the organisation shall have suitable mechanisms in place for identifying the implant (manufacturer, type, size, batch number, serial number and any other important detail)</w:t>
+      </w:r>
+    </w:p>
+    <w:p>
+      <w:pPr>
         <w:pStyle w:val="Heading2"/>
         <w:spacing w:after="100" w:before="220"/>
       </w:pPr>
@@ -1074,6 +1122,18 @@
           <w:szCs w:val="22"/>
         </w:rPr>
         <w:t xml:space="preserve">The recall file holds the notice, patients identified, actions taken and closure. This asterisked Achievement element is evidenced by a drill or a real recall file, not by a sentence in this policy.</w:t>
+      </w:r>
+    </w:p>
+    <w:p>
+      <w:pPr>
+        <w:spacing w:after="140"/>
+      </w:pPr>
+      <w:r>
+        <w:rPr>
+          <w:sz w:val="22"/>
+          <w:szCs w:val="22"/>
+        </w:rPr>
+        <w:t xml:space="preserve">Method note (from guidebook interpretation): Process of recall may be based on communication from regulatory authorities, manufacturer or internal feedback. Recall procedure in response to internal feedback also includes providing information to appropriate regulatory authority and the manufacturer. The record shall be maintained on occurrence. Refer to MOM.1.e. and FMS.5.g. —) Commitment al Achievement 4 Excellence — , : NABH Standard Medical supplies and consumables are stored appropriately and are MOM.11. 2 . available where required.</w:t>
       </w:r>
     </w:p>
     <w:p>
@@ -2224,7 +2284,7 @@
           <w:sz w:val="22"/>
           <w:szCs w:val="22"/>
         </w:rPr>
-        <w:t xml:space="preserve">National Accreditation Board for Hospitals and Healthcare Providers (NABH), Accreditation Standards for Hospitals, 6th Edition (January 2025) — Management of Medication, standard MOM.10. Official portal PDF.</w:t>
+        <w:t xml:space="preserve">National Accreditation Board for Hospitals and Healthcare Providers (NABH), Accreditation Standards for Hospitals, 6th Edition (January 2025) — Management of Medication, standard MOM.10. Official portal PDF (OE text, counts, levels, asterisks).</w:t>
       </w:r>
     </w:p>
     <w:p>
@@ -2241,7 +2301,24 @@
           <w:sz w:val="22"/>
           <w:szCs w:val="22"/>
         </w:rPr>
-        <w:t xml:space="preserve">Internal documents of «Hospital Name»: written guidance, formulary, high-risk and emergency-medication lists, registers and incident forms named for MOM.10.</w:t>
+        <w:t xml:space="preserve">NABH Guidebook to Accreditation Standards for Hospitals, 6th Edition — MOM.10 interpretations (source PDF md5 2c4489ee98de4ae9b49cba168ea9f42a; OCR policies/source/hco6_mom_guidebook_ocr.txt).</w:t>
+      </w:r>
+    </w:p>
+    <w:p>
+      <w:pPr>
+        <w:pStyle w:val="ListParagraph"/>
+        <w:numPr>
+          <w:ilvl w:val="0"/>
+          <w:numId w:val="1"/>
+        </w:numPr>
+        <w:spacing w:after="60"/>
+      </w:pPr>
+      <w:r>
+        <w:rPr>
+          <w:sz w:val="22"/>
+          <w:szCs w:val="22"/>
+        </w:rPr>
+        <w:t xml:space="preserve">Internal documents of «Hospital Name»: Medication Management Manual, formulary, high-risk and emergency-medication lists, registers and incident forms named for MOM.10.</w:t>
       </w:r>
     </w:p>
     <w:p>

--- a/policies/build/masters_hco/HCO.MOM.10_v2_master.docx
+++ b/policies/build/masters_hco/HCO.MOM.10_v2_master.docx
@@ -773,7 +773,7 @@
           <w:sz w:val="22"/>
           <w:szCs w:val="22"/>
         </w:rPr>
-        <w:t xml:space="preserve">Boundaries: do not copy SHCO MOM wording. Do not overwrite HCO AAC or COP policies. Spell out abbreviations on first use in training materials. OE counts/levels/asterisks stay with the official portal Standards PDF. Method notes come from the Guidebook Interpretation paragraphs (scanned PDF md5 2c4489ee98de4ae9b49cba168ea9f42a).</w:t>
+        <w:t xml:space="preserve">Boundaries: do not overwrite HCO AAC or COP policies. Spell out abbreviations on first use in training materials. OE counts/levels/asterisks stay with the official portal Standards PDF. Method notes come from the Guidebook Interpretation paragraphs (scanned PDF md5 2c4489ee98de4ae9b49cba168ea9f42a).</w:t>
       </w:r>
     </w:p>
     <w:p>
@@ -827,7 +827,7 @@
           <w:sz w:val="22"/>
           <w:szCs w:val="22"/>
         </w:rPr>
-        <w:t xml:space="preserve">1. Do not skip: Usage of implantable prosthesis and medical devices is guided by scientific criteria for each item and nati...</w:t>
+        <w:t xml:space="preserve">1. Do not skip: Usage of implantable prosthesis and medical devices is guided by scientific criteria for each item and...</w:t>
       </w:r>
     </w:p>
     <w:p>
@@ -851,7 +851,7 @@
           <w:sz w:val="22"/>
           <w:szCs w:val="22"/>
         </w:rPr>
-        <w:t xml:space="preserve">3. Do not skip: Patient and his / her family are counselled for the usage of the implantable prosthesis and medical device,...</w:t>
+        <w:t xml:space="preserve">3. Do not skip: Patient and his / her family are counselled for the usage of the implantable prosthesis and medical device...</w:t>
       </w:r>
     </w:p>
     <w:p>
@@ -863,7 +863,7 @@
           <w:sz w:val="22"/>
           <w:szCs w:val="22"/>
         </w:rPr>
-        <w:t xml:space="preserve">4. Do not skip: The batch and the serial number of the implantable prosthesis and medical devices are recorded in the patie...</w:t>
+        <w:t xml:space="preserve">4. Do not skip: The batch and the serial number of the implantable prosthesis and medical devices are recorded in the...</w:t>
       </w:r>
     </w:p>
     <w:p>
@@ -905,7 +905,7 @@
         <w:spacing w:after="100" w:before="220"/>
       </w:pPr>
       <w:r>
-        <w:t xml:space="preserve">5.1 Usage of implantable prosthesis and medical devices is guided by scie...</w:t>
+        <w:t xml:space="preserve">5.1 Usage of implantable prosthesis and medical devices is guided by...</w:t>
       </w:r>
     </w:p>
     <w:p>
@@ -950,7 +950,7 @@
         <w:spacing w:after="100" w:before="220"/>
       </w:pPr>
       <w:r>
-        <w:t xml:space="preserve">5.2 The organisation implements a mechanism for the usage of the implanta...</w:t>
+        <w:t xml:space="preserve">5.2 The organisation implements a mechanism for the usage of the...</w:t>
       </w:r>
     </w:p>
     <w:p>
@@ -1007,7 +1007,7 @@
         <w:spacing w:after="100" w:before="220"/>
       </w:pPr>
       <w:r>
-        <w:t xml:space="preserve">5.3 Patient and his / her family are counselled for the usage of the impl...</w:t>
+        <w:t xml:space="preserve">5.3 Patient and his / her family are counselled for the usage of the...</w:t>
       </w:r>
     </w:p>
     <w:p>
@@ -1052,7 +1052,7 @@
         <w:spacing w:after="100" w:before="220"/>
       </w:pPr>
       <w:r>
-        <w:t xml:space="preserve">5.4 The batch and the serial number of the implantable prosthesis and med...</w:t>
+        <w:t xml:space="preserve">5.4 The batch and the serial number of the implantable prosthesis and...</w:t>
       </w:r>
     </w:p>
     <w:p>
@@ -1097,7 +1097,7 @@
         <w:spacing w:after="100" w:before="220"/>
       </w:pPr>
       <w:r>
-        <w:t xml:space="preserve">5.5 Process of recall of implantable prosthesis and medical devices are h...</w:t>
+        <w:t xml:space="preserve">5.5 Process of recall of implantable prosthesis and medical devices are...</w:t>
       </w:r>
     </w:p>
     <w:p>
@@ -1155,6 +1155,20 @@
       </w:pPr>
       <w:r>
         <w:t xml:space="preserve">6. Governance and responsibility</w:t>
+      </w:r>
+    </w:p>
+    <w:p>
+      <w:pPr>
+        <w:spacing w:after="20" w:before="100"/>
+      </w:pPr>
+      <w:r>
+        <w:rPr>
+          <w:b/>
+          <w:bCs/>
+          <w:sz w:val="22"/>
+          <w:szCs w:val="22"/>
+        </w:rPr>
+        <w:t xml:space="preserve">Medical Superintendent</w:t>
       </w:r>
     </w:p>
     <w:p>
@@ -1171,7 +1185,7 @@
           <w:sz w:val="22"/>
           <w:szCs w:val="22"/>
         </w:rPr>
-        <w:t xml:space="preserve">Medical Superintendent</w:t>
+        <w:t xml:space="preserve">Accountable that MOM.10 is resourced and followed.</w:t>
       </w:r>
     </w:p>
     <w:p>
@@ -1188,7 +1202,21 @@
           <w:sz w:val="22"/>
           <w:szCs w:val="22"/>
         </w:rPr>
-        <w:t xml:space="preserve">Accountable that MOM.10 is resourced and followed.</w:t>
+        <w:t xml:space="preserve">Designates the Medication Safety Officer (chapter intent) where that role is required for this standard.</w:t>
+      </w:r>
+    </w:p>
+    <w:p>
+      <w:pPr>
+        <w:spacing w:after="20" w:before="100"/>
+      </w:pPr>
+      <w:r>
+        <w:rPr>
+          <w:b/>
+          <w:bCs/>
+          <w:sz w:val="22"/>
+          <w:szCs w:val="22"/>
+        </w:rPr>
+        <w:t xml:space="preserve">OT In-Charge</w:t>
       </w:r>
     </w:p>
     <w:p>
@@ -1205,7 +1233,21 @@
           <w:sz w:val="22"/>
           <w:szCs w:val="22"/>
         </w:rPr>
-        <w:t xml:space="preserve">Designates the Medication Safety Officer (chapter intent) where that role is required for this standard.</w:t>
+        <w:t xml:space="preserve">Owns day-to-day implementation and records for this standard.</w:t>
+      </w:r>
+    </w:p>
+    <w:p>
+      <w:pPr>
+        <w:spacing w:after="20" w:before="100"/>
+      </w:pPr>
+      <w:r>
+        <w:rPr>
+          <w:b/>
+          <w:bCs/>
+          <w:sz w:val="22"/>
+          <w:szCs w:val="22"/>
+        </w:rPr>
+        <w:t xml:space="preserve">Medication Safety Officer</w:t>
       </w:r>
     </w:p>
     <w:p>
@@ -1222,7 +1264,21 @@
           <w:sz w:val="22"/>
           <w:szCs w:val="22"/>
         </w:rPr>
-        <w:t xml:space="preserve">OT In-Charge</w:t>
+        <w:t xml:space="preserve">Coordinates medication-safety processes that cut across MOM standards; brings incidents and audits to the Drug and Therapeutics Committee.</w:t>
+      </w:r>
+    </w:p>
+    <w:p>
+      <w:pPr>
+        <w:spacing w:after="20" w:before="100"/>
+      </w:pPr>
+      <w:r>
+        <w:rPr>
+          <w:b/>
+          <w:bCs/>
+          <w:sz w:val="22"/>
+          <w:szCs w:val="22"/>
+        </w:rPr>
+        <w:t xml:space="preserve">Pharmacy / nursing / treating doctors (as applicable)</w:t>
       </w:r>
     </w:p>
     <w:p>
@@ -1239,7 +1295,21 @@
           <w:sz w:val="22"/>
           <w:szCs w:val="22"/>
         </w:rPr>
-        <w:t xml:space="preserve">Owns day-to-day implementation and records for this standard.</w:t>
+        <w:t xml:space="preserve">Deliver the process as written; escalate stop-work triggers without delay.</w:t>
+      </w:r>
+    </w:p>
+    <w:p>
+      <w:pPr>
+        <w:spacing w:after="20" w:before="100"/>
+      </w:pPr>
+      <w:r>
+        <w:rPr>
+          <w:b/>
+          <w:bCs/>
+          <w:sz w:val="22"/>
+          <w:szCs w:val="22"/>
+        </w:rPr>
+        <w:t xml:space="preserve">Quality Coordinator</w:t>
       </w:r>
     </w:p>
     <w:p>
@@ -1256,7 +1326,28 @@
           <w:sz w:val="22"/>
           <w:szCs w:val="22"/>
         </w:rPr>
-        <w:t xml:space="preserve">Medication Safety Officer</w:t>
+        <w:t xml:space="preserve">Audits this policy «quarterly»; holds training acknowledgements.</w:t>
+      </w:r>
+    </w:p>
+    <w:p>
+      <w:pPr>
+        <w:pStyle w:val="Heading1"/>
+        <w:spacing w:after="120" w:before="280"/>
+      </w:pPr>
+      <w:r>
+        <w:t xml:space="preserve">7. Quality monitoring (RCA → CAPA)</w:t>
+      </w:r>
+    </w:p>
+    <w:p>
+      <w:pPr>
+        <w:spacing w:after="140"/>
+      </w:pPr>
+      <w:r>
+        <w:rPr>
+          <w:sz w:val="22"/>
+          <w:szCs w:val="22"/>
+        </w:rPr>
+        <w:t xml:space="preserve">The Quality Coordinator audits this policy «quarterly». The audit reviews:</w:t>
       </w:r>
     </w:p>
     <w:p>
@@ -1273,7 +1364,7 @@
           <w:sz w:val="22"/>
           <w:szCs w:val="22"/>
         </w:rPr>
-        <w:t xml:space="preserve">Coordinates medication-safety processes that cut across MOM standards; brings incidents and audits to the Drug and Therapeutics Committee.</w:t>
+        <w:t xml:space="preserve">Records for a sample of this standard's objective elements, checked against the What-we-do steps.</w:t>
       </w:r>
     </w:p>
     <w:p>
@@ -1290,7 +1381,7 @@
           <w:sz w:val="22"/>
           <w:szCs w:val="22"/>
         </w:rPr>
-        <w:t xml:space="preserve">Pharmacy / nursing / treating doctors (as applicable)</w:t>
+        <w:t xml:space="preserve">Documentary evidence is on file for each asterisked objective element in the sample.</w:t>
       </w:r>
     </w:p>
     <w:p>
@@ -1307,142 +1398,19 @@
           <w:sz w:val="22"/>
           <w:szCs w:val="22"/>
         </w:rPr>
-        <w:t xml:space="preserve">Deliver the process as written; escalate stop-work triggers without delay.</w:t>
-      </w:r>
-    </w:p>
-    <w:p>
-      <w:pPr>
-        <w:pStyle w:val="ListParagraph"/>
-        <w:numPr>
-          <w:ilvl w:val="0"/>
-          <w:numId w:val="1"/>
-        </w:numPr>
-        <w:spacing w:after="60"/>
-      </w:pPr>
-      <w:r>
-        <w:rPr>
-          <w:sz w:val="22"/>
-          <w:szCs w:val="22"/>
-        </w:rPr>
-        <w:t xml:space="preserve">Quality Coordinator</w:t>
-      </w:r>
-    </w:p>
-    <w:p>
-      <w:pPr>
-        <w:pStyle w:val="ListParagraph"/>
-        <w:numPr>
-          <w:ilvl w:val="0"/>
-          <w:numId w:val="1"/>
-        </w:numPr>
-        <w:spacing w:after="60"/>
-      </w:pPr>
-      <w:r>
-        <w:rPr>
-          <w:sz w:val="22"/>
-          <w:szCs w:val="22"/>
-        </w:rPr>
-        <w:t xml:space="preserve">Audits this policy «quarterly»; holds training acknowledgements.</w:t>
-      </w:r>
-    </w:p>
-    <w:p>
-      <w:pPr>
-        <w:pStyle w:val="Heading1"/>
-        <w:spacing w:after="120" w:before="280"/>
-      </w:pPr>
-      <w:r>
-        <w:t xml:space="preserve">7. Quality monitoring (RCA → CAPA)</w:t>
-      </w:r>
-    </w:p>
-    <w:p>
-      <w:pPr>
-        <w:spacing w:after="140"/>
-      </w:pPr>
-      <w:r>
-        <w:rPr>
-          <w:sz w:val="22"/>
-          <w:szCs w:val="22"/>
-        </w:rPr>
-        <w:t xml:space="preserve">The Quality Coordinator audits this policy «quarterly».</w:t>
-      </w:r>
-    </w:p>
-    <w:p>
-      <w:pPr>
-        <w:spacing w:after="140"/>
-      </w:pPr>
-      <w:r>
-        <w:rPr>
-          <w:sz w:val="22"/>
-          <w:szCs w:val="22"/>
-        </w:rPr>
-        <w:t xml:space="preserve">What is monitored each quarter:</w:t>
-      </w:r>
-    </w:p>
-    <w:p>
-      <w:pPr>
-        <w:pStyle w:val="ListParagraph"/>
-        <w:numPr>
-          <w:ilvl w:val="0"/>
-          <w:numId w:val="1"/>
-        </w:numPr>
-        <w:spacing w:after="60"/>
-      </w:pPr>
-      <w:r>
-        <w:rPr>
-          <w:sz w:val="22"/>
-          <w:szCs w:val="22"/>
-        </w:rPr>
-        <w:t xml:space="preserve">Sample of records for each OE MOM.10.a–e.</w:t>
-      </w:r>
-    </w:p>
-    <w:p>
-      <w:pPr>
-        <w:pStyle w:val="ListParagraph"/>
-        <w:numPr>
-          <w:ilvl w:val="0"/>
-          <w:numId w:val="1"/>
-        </w:numPr>
-        <w:spacing w:after="60"/>
-      </w:pPr>
-      <w:r>
-        <w:rPr>
-          <w:sz w:val="22"/>
-          <w:szCs w:val="22"/>
-        </w:rPr>
-        <w:t xml:space="preserve">Asterisked elements (be) have document evidence as required.</w:t>
-      </w:r>
-    </w:p>
-    <w:p>
-      <w:pPr>
-        <w:pStyle w:val="ListParagraph"/>
-        <w:numPr>
-          <w:ilvl w:val="0"/>
-          <w:numId w:val="1"/>
-        </w:numPr>
-        <w:spacing w:after="60"/>
-      </w:pPr>
-      <w:r>
-        <w:rPr>
-          <w:sz w:val="22"/>
-          <w:szCs w:val="22"/>
-        </w:rPr>
-        <w:t xml:space="preserve">CORE elements (none) show no critical gaps in the sample.</w:t>
-      </w:r>
-    </w:p>
-    <w:p>
-      <w:pPr>
-        <w:pStyle w:val="ListParagraph"/>
-        <w:numPr>
-          <w:ilvl w:val="0"/>
-          <w:numId w:val="1"/>
-        </w:numPr>
-        <w:spacing w:after="60"/>
-      </w:pPr>
-      <w:r>
-        <w:rPr>
-          <w:sz w:val="22"/>
-          <w:szCs w:val="22"/>
-        </w:rPr>
         <w:t xml:space="preserve">Stop-work events (if any) are logged with outcome.</w:t>
+      </w:r>
+    </w:p>
+    <w:p>
+      <w:pPr>
+        <w:spacing w:after="140"/>
+      </w:pPr>
+      <w:r>
+        <w:rPr>
+          <w:sz w:val="22"/>
+          <w:szCs w:val="22"/>
+        </w:rPr>
+        <w:t xml:space="preserve">Root-cause analysis is required when a gap found in this audit remains open beyond «90 days».</w:t>
       </w:r>
     </w:p>
     <w:p>
@@ -3005,7 +2973,7 @@
           <w:sz w:val="22"/>
           <w:szCs w:val="22"/>
         </w:rPr>
-        <w:t xml:space="preserve">Records showing MOM.10.a was followed for sampled patients/cases.</w:t>
+        <w:t xml:space="preserve">Approved-item list against national/international recognised guidelines or approvals (for example CDSCO/Medical Devices Rules).</w:t>
       </w:r>
     </w:p>
     <w:p>
@@ -3022,7 +2990,7 @@
           <w:sz w:val="22"/>
           <w:szCs w:val="22"/>
         </w:rPr>
-        <w:t xml:space="preserve">Written guidance / protocol referenced for this element (where required).</w:t>
+        <w:t xml:space="preserve">OT/cath-lab and Biomedical ownership record of the list.</w:t>
       </w:r>
     </w:p>
     <w:p>
@@ -3039,7 +3007,7 @@
           <w:sz w:val="22"/>
           <w:szCs w:val="22"/>
         </w:rPr>
-        <w:t xml:space="preserve">Audit sample notes for MOM.10.a reviewed «quarterly».</w:t>
+        <w:t xml:space="preserve">Documented trial or compassionate-pathway approval record for any item without recognised approval.</w:t>
       </w:r>
     </w:p>
     <w:p>
@@ -3065,7 +3033,7 @@
           <w:sz w:val="22"/>
           <w:szCs w:val="22"/>
         </w:rPr>
-        <w:t xml:space="preserve">Records showing MOM.10.b was followed for sampled patients/cases.</w:t>
+        <w:t xml:space="preserve">Written mechanism for implant/device use — request and approval, sterile-supply chain, intra-operative timeout confirming the implant.</w:t>
       </w:r>
     </w:p>
     <w:p>
@@ -3082,7 +3050,7 @@
           <w:sz w:val="22"/>
           <w:szCs w:val="22"/>
         </w:rPr>
-        <w:t xml:space="preserve">Written guidance / protocol referenced for this element (where required).</w:t>
+        <w:t xml:space="preserve">OT In-Charge or relevant lab in-charge ownership record.</w:t>
       </w:r>
     </w:p>
     <w:p>
@@ -3099,7 +3067,16 @@
           <w:sz w:val="22"/>
           <w:szCs w:val="22"/>
         </w:rPr>
-        <w:t xml:space="preserve">Audit sample notes for MOM.10.b reviewed «quarterly».</w:t>
+        <w:t xml:space="preserve">Identifier-recording record — cross-reference MOM.10.d.</w:t>
+      </w:r>
+    </w:p>
+    <w:p>
+      <w:pPr>
+        <w:pStyle w:val="Heading2"/>
+        <w:spacing w:after="100" w:before="220"/>
+      </w:pPr>
+      <w:r>
+        <w:t xml:space="preserve">MOM.10.c — Patient and his / her family are counselled for the usage of the implantable prosthesis and medical device, including precautions if any.</w:t>
       </w:r>
     </w:p>
     <w:p>
@@ -3116,16 +3093,7 @@
           <w:sz w:val="22"/>
           <w:szCs w:val="22"/>
         </w:rPr>
-        <w:t xml:space="preserve">Documented evidence specifically required by the asterisked objective element.</w:t>
-      </w:r>
-    </w:p>
-    <w:p>
-      <w:pPr>
-        <w:pStyle w:val="Heading2"/>
-        <w:spacing w:after="100" w:before="220"/>
-      </w:pPr>
-      <w:r>
-        <w:t xml:space="preserve">MOM.10.c — Patient and his / her family are counselled for the usage of the implantable prosthesis and medical device, including precautions if any.</w:t>
+        <w:t xml:space="preserve">Pre-implant counselling record — expected benefit, material risks, alternatives, post-implant precautions.</w:t>
       </w:r>
     </w:p>
     <w:p>
@@ -3142,7 +3110,7 @@
           <w:sz w:val="22"/>
           <w:szCs w:val="22"/>
         </w:rPr>
-        <w:t xml:space="preserve">Records showing MOM.10.c was followed for sampled patients/cases.</w:t>
+        <w:t xml:space="preserve">Medical-record entry confirming counselling occurred.</w:t>
       </w:r>
     </w:p>
     <w:p>
@@ -3159,7 +3127,16 @@
           <w:sz w:val="22"/>
           <w:szCs w:val="22"/>
         </w:rPr>
-        <w:t xml:space="preserve">Written guidance / protocol referenced for this element (where required).</w:t>
+        <w:t xml:space="preserve">Emergency-implant as-soon-as-practicable counselling record.</w:t>
+      </w:r>
+    </w:p>
+    <w:p>
+      <w:pPr>
+        <w:pStyle w:val="Heading2"/>
+        <w:spacing w:after="100" w:before="220"/>
+      </w:pPr>
+      <w:r>
+        <w:t xml:space="preserve">MOM.10.d — The batch and the serial number of the implantable prosthesis and medical devices are recorded in the patient's medical record, the master logbook and the discharge summary.</w:t>
       </w:r>
     </w:p>
     <w:p>
@@ -3176,16 +3153,7 @@
           <w:sz w:val="22"/>
           <w:szCs w:val="22"/>
         </w:rPr>
-        <w:t xml:space="preserve">Audit sample notes for MOM.10.c reviewed «quarterly».</w:t>
-      </w:r>
-    </w:p>
-    <w:p>
-      <w:pPr>
-        <w:pStyle w:val="Heading2"/>
-        <w:spacing w:after="100" w:before="220"/>
-      </w:pPr>
-      <w:r>
-        <w:t xml:space="preserve">MOM.10.d — The batch and the serial number of the implantable prosthesis and medical devices are recorded in the patient's medical record, the master logbook and the discharge summary.</w:t>
+        <w:t xml:space="preserve">Batch/serial number recorded in the patient's medical record.</w:t>
       </w:r>
     </w:p>
     <w:p>
@@ -3202,7 +3170,7 @@
           <w:sz w:val="22"/>
           <w:szCs w:val="22"/>
         </w:rPr>
-        <w:t xml:space="preserve">Records showing MOM.10.d was followed for sampled patients/cases.</w:t>
+        <w:t xml:space="preserve">Same identifier recorded in the master implant logbook.</w:t>
       </w:r>
     </w:p>
     <w:p>
@@ -3219,7 +3187,16 @@
           <w:sz w:val="22"/>
           <w:szCs w:val="22"/>
         </w:rPr>
-        <w:t xml:space="preserve">Written guidance / protocol referenced for this element (where required).</w:t>
+        <w:t xml:space="preserve">Same identifier recorded in the discharge summary.</w:t>
+      </w:r>
+    </w:p>
+    <w:p>
+      <w:pPr>
+        <w:pStyle w:val="Heading2"/>
+        <w:spacing w:after="100" w:before="220"/>
+      </w:pPr>
+      <w:r>
+        <w:t xml:space="preserve">MOM.10.e — Process of recall of implantable prosthesis and medical devices are handled effectively.</w:t>
       </w:r>
     </w:p>
     <w:p>
@@ -3236,16 +3213,7 @@
           <w:sz w:val="22"/>
           <w:szCs w:val="22"/>
         </w:rPr>
-        <w:t xml:space="preserve">Audit sample notes for MOM.10.d reviewed «quarterly».</w:t>
-      </w:r>
-    </w:p>
-    <w:p>
-      <w:pPr>
-        <w:pStyle w:val="Heading2"/>
-        <w:spacing w:after="100" w:before="220"/>
-      </w:pPr>
-      <w:r>
-        <w:t xml:space="preserve">MOM.10.e — Process of recall of implantable prosthesis and medical devices are handled effectively.</w:t>
+        <w:t xml:space="preserve">Recall-trace record from the master logbook for every affected batch.</w:t>
       </w:r>
     </w:p>
     <w:p>
@@ -3262,7 +3230,7 @@
           <w:sz w:val="22"/>
           <w:szCs w:val="22"/>
         </w:rPr>
-        <w:t xml:space="preserve">Records showing MOM.10.e was followed for sampled patients/cases.</w:t>
+        <w:t xml:space="preserve">Treating-team and patient-contact record where required.</w:t>
       </w:r>
     </w:p>
     <w:p>
@@ -3279,41 +3247,7 @@
           <w:sz w:val="22"/>
           <w:szCs w:val="22"/>
         </w:rPr>
-        <w:t xml:space="preserve">Written guidance / protocol referenced for this element (where required).</w:t>
-      </w:r>
-    </w:p>
-    <w:p>
-      <w:pPr>
-        <w:pStyle w:val="ListParagraph"/>
-        <w:numPr>
-          <w:ilvl w:val="0"/>
-          <w:numId w:val="1"/>
-        </w:numPr>
-        <w:spacing w:after="60"/>
-      </w:pPr>
-      <w:r>
-        <w:rPr>
-          <w:sz w:val="22"/>
-          <w:szCs w:val="22"/>
-        </w:rPr>
-        <w:t xml:space="preserve">Audit sample notes for MOM.10.e reviewed «quarterly».</w:t>
-      </w:r>
-    </w:p>
-    <w:p>
-      <w:pPr>
-        <w:pStyle w:val="ListParagraph"/>
-        <w:numPr>
-          <w:ilvl w:val="0"/>
-          <w:numId w:val="1"/>
-        </w:numPr>
-        <w:spacing w:after="60"/>
-      </w:pPr>
-      <w:r>
-        <w:rPr>
-          <w:sz w:val="22"/>
-          <w:szCs w:val="22"/>
-        </w:rPr>
-        <w:t xml:space="preserve">Documented evidence specifically required by the asterisked objective element.</w:t>
+        <w:t xml:space="preserve">Recall-file closure record — notice, patients identified, actions taken.</w:t>
       </w:r>
     </w:p>
     <w:p>

--- a/policies/build/masters_hco/HCO.MOM.10_v2_master.docx
+++ b/policies/build/masters_hco/HCO.MOM.10_v2_master.docx
@@ -692,7 +692,7 @@
           <w:sz w:val="22"/>
           <w:szCs w:val="22"/>
         </w:rPr>
-        <w:t xml:space="preserve">It covers objective elements MOM.10.a–e (5 elements).</w:t>
+        <w:t xml:space="preserve">This policy covers all 5 requirements under this standard, listed in detail below.</w:t>
       </w:r>
     </w:p>
     <w:p>
@@ -716,7 +716,7 @@
           <w:sz w:val="22"/>
           <w:szCs w:val="22"/>
         </w:rPr>
-        <w:t xml:space="preserve">This policy owns MOM.10. Related AAC, COP, PRE, IPC/HIC and HRM duties stay with those policies — cross-reference only. Other MOM standards stay with their own policies.</w:t>
+        <w:t xml:space="preserve">This policy covers implantable prosthesis and medical devices specifically. Related duties — like patient assessment, clinical care, patient rights, infection control, or staffing — are covered in the hospital's other policies, not repeated here. Other MOM standards stay with their own policies.</w:t>
       </w:r>
     </w:p>
     <w:p>
@@ -761,19 +761,19 @@
           <w:sz w:val="22"/>
           <w:szCs w:val="22"/>
         </w:rPr>
-        <w:t xml:space="preserve">It covers 5 objective elements (MOM.10.a, MOM.10.b, MOM.10.c, MOM.10.d, MOM.10.e).</w:t>
-      </w:r>
-    </w:p>
-    <w:p>
-      <w:pPr>
-        <w:spacing w:after="140"/>
-      </w:pPr>
-      <w:r>
-        <w:rPr>
-          <w:sz w:val="22"/>
-          <w:szCs w:val="22"/>
-        </w:rPr>
-        <w:t xml:space="preserve">Boundaries: do not overwrite HCO AAC or COP policies. Spell out abbreviations on first use in training materials. OE counts/levels/asterisks stay with the official portal Standards PDF. Method notes come from the Guidebook Interpretation paragraphs (scanned PDF md5 2c4489ee98de4ae9b49cba168ea9f42a).</w:t>
+        <w:t xml:space="preserve">This policy covers all 5 requirements under this standard, listed in detail below.</w:t>
+      </w:r>
+    </w:p>
+    <w:p>
+      <w:pPr>
+        <w:spacing w:after="140"/>
+      </w:pPr>
+      <w:r>
+        <w:rPr>
+          <w:sz w:val="22"/>
+          <w:szCs w:val="22"/>
+        </w:rPr>
+        <w:t xml:space="preserve">This policy covers implantable prosthesis and medical devices specifically. Related duties — like patient assessment, clinical care, patient rights, infection control, or staffing — are covered in the hospital's other policies, not repeated here. Spell out abbreviations on first use in training materials. OE counts/levels/asterisks stay with the official portal Standards PDF. Method notes come from the Guidebook Interpretation paragraphs (scanned PDF md5 2c4489ee98de4ae9b49cba168ea9f42a).</w:t>
       </w:r>
     </w:p>
     <w:p>
